--- a/document_templates/russian_library/Исковые_заявления/Семейные_споры/шаблон_Исковое_заявление_о_расторжении_брака_и_взыскании_алиментов_С_представителем_.docx
+++ b/document_templates/russian_library/Исковые_заявления/Семейные_споры/шаблон_Исковое_заявление_о_расторжении_брака_и_взыскании_алиментов_С_представителем_.docx
@@ -28,7 +28,7 @@
           <w:szCs w:val="24"/>
           <w:lang w:val="en-US"/>
         </w:rPr>
-        <w:t xml:space="preserve">{{ w_t_w_r_w_prooferr_w_type_spellstart_w_r_w_rsidr_00ba61e6_w_rpr_w_rfonts_w_ascii_times_new_roman_w_hansi_times_new_roman_w_cs_times_new_roman_w_sz_w_val_24_w_szcs_w_val_24_w_lang_w_val_en_us_w_rpr_w_t_court_w_t_w_r_w_r_w_rsidr_00ba61e6_w_rsidrpr_000e6bd1_w_rpr_w_rfonts_w_ascii_times_new_roman_w_hansi_times_new_roman_w_cs_times_new_roman_w_sz_w_val_24_w_szcs_w_val_24_w_lang_w_val_en_us_w_rpr_w_t_w_t_w_r_w_r_w_rsidr_00ba61e6_w_rpr_w_rfonts_w_ascii_times_new_roman_w_hansi_times_new_roman_w_cs_times_new_roman_w_sz_w_val_24_w_szcs_w_val_24_w_lang_w_val_en_us_w_rpr_w_t_name_w_t_w_r_w_prooferr_w_type_spellend_w_r_w_rsidr_00ba61e6_w_rsidrpr_000e6bd1_w_rpr_w_rfonts_w_ascii_times_new_roman_w_hansi_times_new_roman_w_cs_times_new_roman_w_sz_w_val_24_w_szcs_w_val_24_w_lang_w_val_en_us_w_rpr_w_t_xml_space_preserve }}</w:t>
+        <w:t xml:space="preserve">{{ court_name }}</w:t>
       </w:r>
     </w:p>
     <w:p>
@@ -42,15 +42,14 @@
           <w:lang w:val="en-US"/>
         </w:rPr>
       </w:pPr>
-      <w:proofErr w:type="gramStart"/>
-      <w:r>
-        <w:rPr>
-          <w:rFonts w:ascii="Times New Roman" w:hAnsi="Times New Roman" w:cs="Times New Roman"/>
-          <w:sz w:val="24"/>
-          <w:szCs w:val="24"/>
-          <w:lang w:val="en-US"/>
-        </w:rPr>
-        <w:t xml:space="preserve">{{ w_t_w_r_w_prooferr_w_type_spellstart_w_r_w_rpr_w_rfonts_w_ascii_times_new_roman_w_hansi_times_new_roman_w_cs_times_new_roman_w_sz_w_val_24_w_szcs_w_val_24_w_lang_w_val_en_us_w_rpr_w_t_court_w_t_w_r_w_prooferr_w_type_gramend_w_r_w_rsidrpr_000e6bd1_w_rpr_w_rfonts_w_ascii_times_new_roman_w_hansi_times_new_roman_w_cs_times_new_roman_w_sz_w_val_24_w_szcs_w_val_24_w_lang_w_val_en_us_w_rpr_w_t_w_t_w_r_w_r_w_rpr_w_rfonts_w_ascii_times_new_roman_w_hansi_times_new_roman_w_cs_times_new_roman_w_sz_w_val_24_w_szcs_w_val_24_w_lang_w_val_en_us_w_rpr_w_t_address_w_t_w_r_w_prooferr_w_type_spellend_w_r_w_rsidrpr_000e6bd1_w_rpr_w_rfonts_w_ascii_times_new_roman_w_hansi_times_new_roman_w_cs_times_new_roman_w_sz_w_val_24_w_szcs_w_val_24_w_lang_w_val_en_us_w_rpr_w_t_xml_space_preserve }}</w:t>
+      <w:r>
+        <w:rPr>
+          <w:rFonts w:ascii="Times New Roman" w:hAnsi="Times New Roman" w:cs="Times New Roman"/>
+          <w:sz w:val="24"/>
+          <w:szCs w:val="24"/>
+          <w:lang w:val="en-US"/>
+        </w:rPr>
+        <w:t xml:space="preserve">{{ court_address }}</w:t>
       </w:r>
     </w:p>
     <w:p>
@@ -88,7 +87,7 @@
           <w:szCs w:val="24"/>
           <w:lang w:val="en-US"/>
         </w:rPr>
-        <w:t xml:space="preserve">{{ w_t_w_r_w_r_w_rsidr_00ba61e6_w_rpr_w_rfonts_w_ascii_times_new_roman_w_hansi_times_new_roman_w_cs_times_new_roman_w_sz_w_val_24_w_szcs_w_val_24_w_lang_w_val_en_us_w_rpr_w_t_plaintiff_w_t_w_r_w_r_w_rsidr_00ba61e6_w_rsidrpr_000e6bd1_w_rpr_w_rfonts_w_ascii_times_new_roman_w_hansi_times_new_roman_w_cs_times_new_roman_w_sz_w_val_24_w_szcs_w_val_24_w_lang_w_val_en_us_w_rpr_w_t_xml_space_preserve }}</w:t>
+        <w:t xml:space="preserve">{{ plaintiff }}</w:t>
       </w:r>
     </w:p>
     <w:p>
@@ -128,7 +127,6 @@
         </w:rPr>
         <w:t xml:space="preserve">{ </w:t>
       </w:r>
-      <w:proofErr w:type="spellStart"/>
       <w:r>
         <w:rPr>
           <w:rFonts w:ascii="Times New Roman" w:hAnsi="Times New Roman" w:cs="Times New Roman"/>
@@ -138,7 +136,6 @@
         </w:rPr>
         <w:t>plaintiff_passport</w:t>
       </w:r>
-      <w:proofErr w:type="spellEnd"/>
       <w:r>
         <w:rPr>
           <w:rFonts w:ascii="Times New Roman" w:hAnsi="Times New Roman" w:cs="Times New Roman"/>
@@ -201,7 +198,7 @@
           <w:szCs w:val="24"/>
           <w:lang w:val="en-US"/>
         </w:rPr>
-        <w:t xml:space="preserve">{{ w_t_w_r_w_prooferr_w_type_spellstart_w_r_w_rsidr_00ba61e6_w_rpr_w_rfonts_w_ascii_times_new_roman_w_hansi_times_new_roman_w_cs_times_new_roman_w_sz_w_val_24_w_szcs_w_val_24_w_lang_w_val_en_us_w_rpr_w_t_plaintiff_w_t_w_r_w_r_w_rsidr_00ba61e6_w_rsidrpr_000e6bd1_w_rpr_w_rfonts_w_ascii_times_new_roman_w_hansi_times_new_roman_w_cs_times_new_roman_w_sz_w_val_24_w_szcs_w_val_24_w_lang_w_val_en_us_w_rpr_w_t_w_t_w_r_w_r_w_rsidr_00ba61e6_w_rpr_w_rfonts_w_ascii_times_new_roman_w_hansi_times_new_roman_w_cs_times_new_roman_w_sz_w_val_24_w_szcs_w_val_24_w_lang_w_val_en_us_w_rpr_w_t_representative_w_t_w_r_w_prooferr_w_type_spellend_w_r_w_rsidr_00ba61e6_w_rsidrpr_000e6bd1_w_rpr_w_rfonts_w_ascii_times_new_roman_w_hansi_times_new_roman_w_cs_times_new_roman_w_sz_w_val_24_w_szcs_w_val_24_w_lang_w_val_en_us_w_rpr_w_t_xml_space_preserve }}</w:t>
+        <w:t xml:space="preserve">{{ plaintiff_representative }}</w:t>
       </w:r>
     </w:p>
     <w:p>
@@ -239,7 +236,7 @@
           <w:szCs w:val="24"/>
           <w:lang w:val="en-US"/>
         </w:rPr>
-        <w:t xml:space="preserve">{{ w_t_w_r_w_r_w_rsidr_00ba61e6_w_rpr_w_rfonts_w_ascii_times_new_roman_w_hansi_times_new_roman_w_cs_times_new_roman_w_sz_w_val_24_w_szcs_w_val_24_w_lang_w_val_en_us_w_rpr_w_t_defendant_w_t_w_r_w_r_w_rsidr_00ba61e6_w_rsidrpr_000e6bd1_w_rpr_w_rfonts_w_ascii_times_new_roman_w_hansi_times_new_roman_w_cs_times_new_roman_w_sz_w_val_24_w_szcs_w_val_24_w_lang_w_val_en_us_w_rpr_w_t_xml_space_preserve }}</w:t>
+        <w:t xml:space="preserve">{{ defendant }}</w:t>
       </w:r>
     </w:p>
     <w:p>
@@ -294,7 +291,7 @@
           <w:szCs w:val="24"/>
           <w:lang w:val="en-US"/>
         </w:rPr>
-        <w:t xml:space="preserve">{{ w_t_w_r_w_prooferr_w_type_spellstart_w_r_w_rsidr_00ba61e6_w_rpr_w_rfonts_w_ascii_times_new_roman_w_hansi_times_new_roman_w_cs_times_new_roman_w_sz_w_val_24_w_szcs_w_val_24_w_lang_w_val_en_us_w_rpr_w_t_registration_w_t_w_r_w_r_w_rsidr_00ba61e6_w_rsidrpr_000e6bd1_w_rpr_w_rfonts_w_ascii_times_new_roman_w_hansi_times_new_roman_w_cs_times_new_roman_w_sz_w_val_24_w_szcs_w_val_24_w_lang_w_val_en_us_w_rpr_w_t_w_t_w_r_w_r_w_rsidr_00ba61e6_w_rpr_w_rfonts_w_ascii_times_new_roman_w_hansi_times_new_roman_w_cs_times_new_roman_w_sz_w_val_24_w_szcs_w_val_24_w_lang_w_val_en_us_w_rpr_w_t_address_w_t_w_r_w_prooferr_w_type_spellend_w_r_w_rsidr_00ba61e6_w_rsidrpr_000e6bd1_w_rpr_w_rfonts_w_ascii_times_new_roman_w_hansi_times_new_roman_w_cs_times_new_roman_w_sz_w_val_24_w_szcs_w_val_24_w_lang_w_val_en_us_w_rpr_w_t_xml_space_preserve }}</w:t>
+        <w:t xml:space="preserve">{{ registration_address }}</w:t>
       </w:r>
     </w:p>
     <w:p>
@@ -346,7 +343,7 @@
           <w:sz w:val="24"/>
           <w:szCs w:val="24"/>
         </w:rPr>
-        <w:t xml:space="preserve">{{ w_t_w_r_w_r_w_rsidr_00ba61e6_w_rpr_w_rfonts_w_ascii_times_new_roman_w_hansi_times_new_roman_w_cs_times_new_roman_w_sz_w_val_24_w_szcs_w_val_24_w_lang_w_val_en_us_w_rpr_w_t_married_w_t_w_r_w_r_w_rsidr_00ba61e6_w_rsidrpr_00ba61e6_w_rpr_w_rfonts_w_ascii_times_new_roman_w_hansi_times_new_roman_w_cs_times_new_roman_w_sz_w_val_24_w_szcs_w_val_24_w_rpr_w_t_w_t_w_r_w_r_w_rsidr_00ba61e6_w_rpr_w_rfonts_w_ascii_times_new_roman_w_hansi_times_new_roman_w_cs_times_new_roman_w_sz_w_val_24_w_szcs_w_val_24_w_lang_w_val_en_us_w_rpr_w_t_to_w_t_w_r_w_r_w_rsidr_00ba61e6_w_rsidrpr_00ba61e6_w_rpr_w_rfonts_w_ascii_times_new_roman_w_hansi_times_new_roman_w_cs_times_new_roman_w_sz_w_val_24_w_szcs_w_val_24_w_rpr_w_t_xml_space_preserve }}</w:t>
+        <w:t xml:space="preserve">{{ married_to }}</w:t>
       </w:r>
       <w:r>
         <w:rPr>
@@ -372,7 +369,7 @@
           <w:sz w:val="24"/>
           <w:szCs w:val="24"/>
         </w:rPr>
-        <w:t xml:space="preserve">{{ w_t_w_r_w_r_w_rpr_w_rfonts_w_ascii_times_new_roman_w_hansi_times_new_roman_w_cs_times_new_roman_w_sz_w_val_24_w_szcs_w_val_24_w_lang_w_val_en_us_w_rpr_w_t_details_w_t_w_r_w_r_w_rsidrpr_00ba61e6_w_rpr_w_rfonts_w_ascii_times_new_roman_w_hansi_times_new_roman_w_cs_times_new_roman_w_sz_w_val_24_w_szcs_w_val_24_w_rpr_w_t_xml_space_preserve }}</w:t>
+        <w:t xml:space="preserve">{{ details }}</w:t>
       </w:r>
       <w:r>
         <w:rPr>
@@ -406,7 +403,7 @@
           <w:sz w:val="24"/>
           <w:szCs w:val="24"/>
         </w:rPr>
-        <w:t xml:space="preserve">{{ w_t_w_r_w_r_w_rsidr_00ba61e6_w_rpr_w_rfonts_w_ascii_times_new_roman_w_hansi_times_new_roman_w_cs_times_new_roman_w_sz_w_val_24_w_szcs_w_val_24_w_lang_w_val_en_us_w_rpr_w_t_plaintiff_w_t_w_r_w_r_w_rsidr_00ba61e6_w_rsidrpr_00ba61e6_w_rpr_w_rfonts_w_ascii_times_new_roman_w_hansi_times_new_roman_w_cs_times_new_roman_w_sz_w_val_24_w_szcs_w_val_24_w_rpr_w_t_xml_space_preserve }}</w:t>
+        <w:t xml:space="preserve">{{ plaintiff }}</w:t>
       </w:r>
       <w:r>
         <w:rPr>
@@ -422,7 +419,7 @@
           <w:sz w:val="24"/>
           <w:szCs w:val="24"/>
         </w:rPr>
-        <w:t xml:space="preserve">{{ w_t_w_r_w_r_w_rsidr_00ba61e6_w_rpr_w_rfonts_w_ascii_times_new_roman_w_hansi_times_new_roman_w_cs_times_new_roman_w_sz_w_val_24_w_szcs_w_val_24_w_lang_w_val_en_us_w_rpr_w_t_date_w_t_w_r_w_r_w_rsidr_00ba61e6_w_rsidrpr_00ba61e6_w_rpr_w_rfonts_w_ascii_times_new_roman_w_hansi_times_new_roman_w_cs_times_new_roman_w_sz_w_val_24_w_szcs_w_val_24_w_rpr_w_t_w_t_w_r_w_r_w_rsidr_00ba61e6_w_rpr_w_rfonts_w_ascii_times_new_roman_w_hansi_times_new_roman_w_cs_times_new_roman_w_sz_w_val_24_w_szcs_w_val_24_w_lang_w_val_en_us_w_rpr_w_t_from_w_t_w_r_w_r_w_rsidr_00ba61e6_w_rsidrpr_00ba61e6_w_rpr_w_rfonts_w_ascii_times_new_roman_w_hansi_times_new_roman_w_cs_times_new_roman_w_sz_w_val_24_w_szcs_w_val_24_w_rpr_w_t_xml_space_preserve }}</w:t>
+        <w:t xml:space="preserve">{{ date_from }}</w:t>
       </w:r>
       <w:r>
         <w:rPr>
@@ -438,7 +435,7 @@
           <w:sz w:val="24"/>
           <w:szCs w:val="24"/>
         </w:rPr>
-        <w:t xml:space="preserve">{{ w_t_w_r_w_r_w_rsidr_00ba61e6_w_rpr_w_rfonts_w_ascii_times_new_roman_w_hansi_times_new_roman_w_cs_times_new_roman_w_sz_w_val_24_w_szcs_w_val_24_w_lang_w_val_en_us_w_rpr_w_t_children_w_t_w_r_w_r_w_rsidr_00ba61e6_w_rsidrpr_00ba61e6_w_rpr_w_rfonts_w_ascii_times_new_roman_w_hansi_times_new_roman_w_cs_times_new_roman_w_sz_w_val_24_w_szcs_w_val_24_w_rpr_w_t_w_t_w_r_w_r_w_rsidr_00ba61e6_w_rpr_w_rfonts_w_ascii_times_new_roman_w_hansi_times_new_roman_w_cs_times_new_roman_w_sz_w_val_24_w_szcs_w_val_24_w_lang_w_val_en_us_w_rpr_w_t_name_w_t_w_r_w_r_w_rsidr_00ba61e6_w_rsidrpr_00ba61e6_w_rpr_w_rfonts_w_ascii_times_new_roman_w_hansi_times_new_roman_w_cs_times_new_roman_w_sz_w_val_24_w_szcs_w_val_24_w_rpr_w_t_xml_space_preserve }}</w:t>
+        <w:t xml:space="preserve">{{ children_name }}</w:t>
       </w:r>
       <w:r>
         <w:rPr>
@@ -454,7 +451,7 @@
           <w:sz w:val="24"/>
           <w:szCs w:val="24"/>
         </w:rPr>
-        <w:t xml:space="preserve">{{ w_t_w_r_w_r_w_rsidr_00ba61e6_w_rpr_w_rfonts_w_ascii_times_new_roman_w_hansi_times_new_roman_w_cs_times_new_roman_w_sz_w_val_24_w_szcs_w_val_24_w_lang_w_val_en_us_w_rpr_w_t_children_w_t_w_r_w_r_w_rsidr_00ba61e6_w_rsidrpr_00ba61e6_w_rpr_w_rfonts_w_ascii_times_new_roman_w_hansi_times_new_roman_w_cs_times_new_roman_w_sz_w_val_24_w_szcs_w_val_24_w_rpr_w_t_w_t_w_r_w_r_w_rsidr_00ba61e6_w_rpr_w_rfonts_w_ascii_times_new_roman_w_hansi_times_new_roman_w_cs_times_new_roman_w_sz_w_val_24_w_szcs_w_val_24_w_lang_w_val_en_us_w_rpr_w_t_year_w_t_w_r_w_r_w_rsidr_00ba61e6_w_rsidrpr_00ba61e6_w_rpr_w_rfonts_w_ascii_times_new_roman_w_hansi_times_new_roman_w_cs_times_new_roman_w_sz_w_val_24_w_szcs_w_val_24_w_rpr_w_t_w_t_w_r_w_r_w_rsidr_00ba61e6_w_rpr_w_rfonts_w_ascii_times_new_roman_w_hansi_times_new_roman_w_cs_times_new_roman_w_sz_w_val_24_w_szcs_w_val_24_w_lang_w_val_en_us_w_rpr_w_t_of_w_t_w_r_w_r_w_rsidr_00ba61e6_w_rsidrpr_00ba61e6_w_rpr_w_rfonts_w_ascii_times_new_roman_w_hansi_times_new_roman_w_cs_times_new_roman_w_sz_w_val_24_w_szcs_w_val_24_w_rpr_w_t_w_t_w_r_w_r_w_rsidr_00ba61e6_w_rpr_w_rfonts_w_ascii_times_new_roman_w_hansi_times_new_roman_w_cs_times_new_roman_w_sz_w_val_24_w_szcs_w_val_24_w_lang_w_val_en_us_w_rpr_w_t_birth_w_t_w_r_w_r_w_rsidr_00ba61e6_w_rsidrpr_00ba61e6_w_rpr_w_rfonts_w_ascii_times_new_roman_w_hansi_times_new_roman_w_cs_times_new_roman_w_sz_w_val_24_w_szcs_w_val_24_w_rpr_w_t_xml_space_preserve }}</w:t>
+        <w:t xml:space="preserve">{{ children_year_of_birth }}</w:t>
       </w:r>
       <w:r>
         <w:rPr>
@@ -470,7 +467,7 @@
           <w:sz w:val="24"/>
           <w:szCs w:val="24"/>
         </w:rPr>
-        <w:t xml:space="preserve"> {{ w_t_w_r_w_r_w_rsidr_00ba61e6_w_rpr_w_rfonts_w_ascii_times_new_roman_w_hansi_times_new_roman_w_cs_times_new_roman_w_sz_w_val_24_w_szcs_w_val_24_w_lang_w_val_en_us_w_rpr_w_t_defendant_w_t_w_r_w_r_w_rsidr_00ba61e6_w_rsidrpr_00ba61e6_w_rpr_w_rfonts_w_ascii_times_new_roman_w_hansi_times_new_roman_w_cs_times_new_roman_w_sz_w_val_24_w_szcs_w_val_24_w_rpr_w_t_w_t_w_r_w_r_w_rsidr_00ba61e6_w_rpr_w_rfonts_w_ascii_times_new_roman_w_hansi_times_new_roman_w_cs_times_new_roman_w_sz_w_val_24_w_szcs_w_val_24_w_lang_w_val_en_us_w_rpr_w_t_rod_w_t_w_r_w_r_w_rsidr_00ba61e6_w_rsidrpr_00ba61e6_w_rpr_w_rfonts_w_ascii_times_new_roman_w_hansi_times_new_roman_w_cs_times_new_roman_w_sz_w_val_24_w_szcs_w_val_24_w_rpr_w_t_xml_space_preserve }}</w:t>
+        <w:t xml:space="preserve"> {{ defendant_rod }}</w:t>
       </w:r>
       <w:r>
         <w:rPr>
@@ -486,7 +483,7 @@
           <w:sz w:val="24"/>
           <w:szCs w:val="24"/>
         </w:rPr>
-        <w:t xml:space="preserve">{{ w_t_w_r_w_r_w_rsidr_00ba61e6_w_rpr_w_rfonts_w_ascii_times_new_roman_w_hansi_times_new_roman_w_cs_times_new_roman_w_sz_w_val_24_w_szcs_w_val_24_w_lang_w_val_en_us_w_rpr_w_t_date_w_t_w_r_w_r_w_rsidr_00ba61e6_w_rsidrpr_00ba61e6_w_rpr_w_rfonts_w_ascii_times_new_roman_w_hansi_times_new_roman_w_cs_times_new_roman_w_sz_w_val_24_w_szcs_w_val_24_w_rpr_w_t_w_t_w_r_w_r_w_rsidr_00ba61e6_w_rpr_w_rfonts_w_ascii_times_new_roman_w_hansi_times_new_roman_w_cs_times_new_roman_w_sz_w_val_24_w_szcs_w_val_24_w_lang_w_val_en_us_w_rpr_w_t_of_w_t_w_r_w_r_w_rsidr_00ba61e6_w_rsidrpr_00ba61e6_w_rpr_w_rfonts_w_ascii_times_new_roman_w_hansi_times_new_roman_w_cs_times_new_roman_w_sz_w_val_24_w_szcs_w_val_24_w_rpr_w_t_w_t_w_r_w_r_w_rsidr_00ba61e6_w_rpr_w_rfonts_w_ascii_times_new_roman_w_hansi_times_new_roman_w_cs_times_new_roman_w_sz_w_val_24_w_szcs_w_val_24_w_lang_w_val_en_us_w_rpr_w_t_leaving_w_t_w_r_w_r_w_rsidr_00ba61e6_w_rsidrpr_00ba61e6_w_rpr_w_rfonts_w_ascii_times_new_roman_w_hansi_times_new_roman_w_cs_times_new_roman_w_sz_w_val_24_w_szcs_w_val_24_w_rpr_w_t_w_t_w_r_w_r_w_rsidr_00ba61e6_w_rpr_w_rfonts_w_ascii_times_new_roman_w_hansi_times_new_roman_w_cs_times_new_roman_w_sz_w_val_24_w_szcs_w_val_24_w_lang_w_val_en_us_w_rpr_w_t_family_w_t_w_r_w_r_w_rsidr_00ba61e6_w_rsidrpr_00ba61e6_w_rpr_w_rfonts_w_ascii_times_new_roman_w_hansi_times_new_roman_w_cs_times_new_roman_w_sz_w_val_24_w_szcs_w_val_24_w_rpr_w_t_xml_space_preserve }}</w:t>
+        <w:t xml:space="preserve">{{ date_of_leaving_family }}</w:t>
       </w:r>
       <w:r>
         <w:rPr>
@@ -520,7 +517,7 @@
           <w:sz w:val="24"/>
           <w:szCs w:val="24"/>
         </w:rPr>
-        <w:t xml:space="preserve"> {{ w_t_w_r_w_r_w_rsidr_00ba61e6_w_rpr_w_rfonts_w_ascii_times_new_roman_w_hansi_times_new_roman_w_cs_times_new_roman_w_sz_w_val_24_w_szcs_w_val_24_w_lang_w_val_en_us_w_rpr_w_t_plot_w_t_w_r_w_r_w_rsidr_00ba61e6_w_rsidrpr_00ba61e6_w_rpr_w_rfonts_w_ascii_times_new_roman_w_hansi_times_new_roman_w_cs_times_new_roman_w_sz_w_val_24_w_szcs_w_val_24_w_rpr_w_t_w_t_w_r_w_r_w_rsidr_00ba61e6_w_rpr_w_rfonts_w_ascii_times_new_roman_w_hansi_times_new_roman_w_cs_times_new_roman_w_sz_w_val_24_w_szcs_w_val_24_w_lang_w_val_en_us_w_rpr_w_t_num_w_t_w_r_w_r_w_rsidr_00ba61e6_w_rsidrpr_00ba61e6_w_rpr_w_rfonts_w_ascii_times_new_roman_w_hansi_times_new_roman_w_cs_times_new_roman_w_sz_w_val_24_w_szcs_w_val_24_w_rpr_w_t_xml_space_preserve }}</w:t>
+        <w:t xml:space="preserve"> {{ plot_num }}</w:t>
       </w:r>
       <w:r>
         <w:rPr>
@@ -536,7 +533,7 @@
           <w:sz w:val="24"/>
           <w:szCs w:val="24"/>
         </w:rPr>
-        <w:t xml:space="preserve">{{ w_t_w_r_w_r_w_rsidr_00ba61e6_w_rpr_w_rfonts_w_ascii_times_new_roman_w_hansi_times_new_roman_w_cs_times_new_roman_w_sz_w_val_24_w_szcs_w_val_24_w_lang_w_val_en_us_w_rpr_w_t_plot_w_t_w_r_w_r_w_rsidr_00ba61e6_w_rsidrpr_00ba61e6_w_rpr_w_rfonts_w_ascii_times_new_roman_w_hansi_times_new_roman_w_cs_times_new_roman_w_sz_w_val_24_w_szcs_w_val_24_w_rpr_w_t_w_t_w_r_w_r_w_rsidr_00ba61e6_w_rpr_w_rfonts_w_ascii_times_new_roman_w_hansi_times_new_roman_w_cs_times_new_roman_w_sz_w_val_24_w_szcs_w_val_24_w_lang_w_val_en_us_w_rpr_w_t_address_w_t_w_r_w_r_w_rsidr_00ba61e6_w_rsidrpr_00ba61e6_w_rpr_w_rfonts_w_ascii_times_new_roman_w_hansi_times_new_roman_w_cs_times_new_roman_w_sz_w_val_24_w_szcs_w_val_24_w_rpr_w_t_xml_space_preserve }}</w:t>
+        <w:t xml:space="preserve">{{ plot_address }}</w:t>
       </w:r>
       <w:r>
         <w:rPr>
@@ -552,7 +549,7 @@
           <w:sz w:val="24"/>
           <w:szCs w:val="24"/>
         </w:rPr>
-        <w:t xml:space="preserve">{{ w_t_w_r_w_r_w_rsidr_00ba61e6_w_rpr_w_rfonts_w_ascii_times_new_roman_w_hansi_times_new_roman_w_cs_times_new_roman_w_sz_w_val_24_w_szcs_w_val_24_w_lang_w_val_en_us_w_rpr_w_t_plot_w_t_w_r_w_r_w_rsidr_00ba61e6_w_rsidrpr_00ba61e6_w_rpr_w_rfonts_w_ascii_times_new_roman_w_hansi_times_new_roman_w_cs_times_new_roman_w_sz_w_val_24_w_szcs_w_val_24_w_rpr_w_t_w_t_w_r_w_r_w_rsidr_00ba61e6_w_rpr_w_rfonts_w_ascii_times_new_roman_w_hansi_times_new_roman_w_cs_times_new_roman_w_sz_w_val_24_w_szcs_w_val_24_w_lang_w_val_en_us_w_rpr_w_t_date_w_t_w_r_w_r_w_rsidr_00ba61e6_w_rsidrpr_00ba61e6_w_rpr_w_rfonts_w_ascii_times_new_roman_w_hansi_times_new_roman_w_cs_times_new_roman_w_sz_w_val_24_w_szcs_w_val_24_w_rpr_w_t_xml_space_preserve }}</w:t>
+        <w:t xml:space="preserve">{{ plot_date }}</w:t>
       </w:r>
       <w:r>
         <w:rPr>
@@ -586,7 +583,7 @@
           <w:sz w:val="24"/>
           <w:szCs w:val="24"/>
         </w:rPr>
-        <w:t xml:space="preserve">{{ w_t_w_r_w_r_w_rsidr_00ba61e6_w_rpr_w_rfonts_w_ascii_times_new_roman_w_hansi_times_new_roman_w_cs_times_new_roman_w_sz_w_val_24_w_szcs_w_val_24_w_lang_w_val_en_us_w_rpr_w_t_defendant_w_t_w_r_w_r_w_rsidr_00ba61e6_w_rsidrpr_00ba61e6_w_rpr_w_rfonts_w_ascii_times_new_roman_w_hansi_times_new_roman_w_cs_times_new_roman_w_sz_w_val_24_w_szcs_w_val_24_w_rpr_w_t_xml_space_preserve }}</w:t>
+        <w:t xml:space="preserve">{{ defendant }}</w:t>
       </w:r>
       <w:r>
         <w:rPr>
@@ -651,7 +648,7 @@
           <w:sz w:val="24"/>
           <w:szCs w:val="24"/>
         </w:rPr>
-        <w:t xml:space="preserve">{{ w_t_w_r_w_r_w_rsidr_00ba61e6_w_rpr_w_rfonts_w_ascii_times_new_roman_w_hansi_times_new_roman_w_cs_times_new_roman_w_sz_w_val_24_w_szcs_w_val_24_w_lang_w_val_en_us_w_rpr_w_t_plaintiff_w_t_w_r_w_r_w_rsidr_00ba61e6_w_rsidrpr_00ba61e6_w_rpr_w_rfonts_w_ascii_times_new_roman_w_hansi_times_new_roman_w_cs_times_new_roman_w_sz_w_val_24_w_szcs_w_val_24_w_rpr_w_t_w_t_w_r_w_r_w_rsidr_000e6bd1_w_rpr_w_rfonts_w_ascii_times_new_roman_w_hansi_times_new_roman_w_cs_times_new_roman_w_sz_w_val_24_w_szcs_w_val_24_w_lang_w_val_en_us_w_rpr_w_t_text_w_t_w_r_w_r_w_rsidr_00ba61e6_w_rsidrpr_00ba61e6_w_rpr_w_rfonts_w_ascii_times_new_roman_w_hansi_times_new_roman_w_cs_times_new_roman_w_sz_w_val_24_w_szcs_w_val_24_w_rpr_w_t_xml_space_preserve }}</w:t>
+        <w:t xml:space="preserve">{{ plaintiff_text }}</w:t>
       </w:r>
       <w:r>
         <w:rPr>
@@ -667,7 +664,7 @@
           <w:sz w:val="24"/>
           <w:szCs w:val="24"/>
         </w:rPr>
-        <w:t xml:space="preserve">{{ w_t_w_r_w_r_w_rsidr_00ba61e6_w_rpr_w_rfonts_w_ascii_times_new_roman_w_hansi_times_new_roman_w_cs_times_new_roman_w_sz_w_val_24_w_szcs_w_val_24_w_lang_w_val_en_us_w_rpr_w_t_defendant_w_t_w_r_w_r_w_rsidr_00ba61e6_w_rsidrpr_00ba61e6_w_rpr_w_rfonts_w_ascii_times_new_roman_w_hansi_times_new_roman_w_cs_times_new_roman_w_sz_w_val_24_w_szcs_w_val_24_w_rpr_w_t_w_t_w_r_w_r_w_rsidr_000e6bd1_w_rpr_w_rfonts_w_ascii_times_new_roman_w_hansi_times_new_roman_w_cs_times_new_roman_w_sz_w_val_24_w_szcs_w_val_24_w_lang_w_val_en_us_w_rpr_w_t_text_w_t_w_r_w_r_w_rsidr_00ba61e6_w_rsidrpr_00ba61e6_w_rpr_w_rfonts_w_ascii_times_new_roman_w_hansi_times_new_roman_w_cs_times_new_roman_w_sz_w_val_24_w_szcs_w_val_24_w_rpr_w_t_xml_space_preserve }}</w:t>
+        <w:t xml:space="preserve">{{ defendant_text }}</w:t>
       </w:r>
       <w:r>
         <w:rPr>
@@ -706,7 +703,7 @@
           <w:sz w:val="24"/>
           <w:szCs w:val="24"/>
         </w:rPr>
-        <w:t xml:space="preserve">{{ w_t_w_r_w_r_w_rsidr_00ba61e6_w_rpr_w_rfonts_w_ascii_times_new_roman_w_hansi_times_new_roman_w_cs_times_new_roman_w_sz_w_val_24_w_szcs_w_val_24_w_lang_w_val_en_us_w_rpr_w_t_defendant_w_t_w_r_w_r_w_rsidr_00ba61e6_w_rsidrpr_00ba61e6_w_rpr_w_rfonts_w_ascii_times_new_roman_w_hansi_times_new_roman_w_cs_times_new_roman_w_sz_w_val_24_w_szcs_w_val_24_w_rpr_w_t_w_t_w_r_w_r_w_rsidr_000e6bd1_w_rpr_w_rfonts_w_ascii_times_new_roman_w_hansi_times_new_roman_w_cs_times_new_roman_w_sz_w_val_24_w_szcs_w_val_24_w_lang_w_val_en_us_w_rpr_w_t_text_w_t_w_r_w_r_w_rsidr_00ba61e6_w_rsidrpr_00ba61e6_w_rpr_w_rfonts_w_ascii_times_new_roman_w_hansi_times_new_roman_w_cs_times_new_roman_w_sz_w_val_24_w_szcs_w_val_24_w_rpr_w_t_xml_space_preserve }}</w:t>
+        <w:t xml:space="preserve">{{ defendant_text }}</w:t>
       </w:r>
       <w:r>
         <w:rPr>
@@ -722,7 +719,7 @@
           <w:sz w:val="24"/>
           <w:szCs w:val="24"/>
         </w:rPr>
-        <w:t xml:space="preserve">{{ w_t_w_r_w_r_w_rsidr_00ba61e6_w_rpr_w_rfonts_w_ascii_times_new_roman_w_hansi_times_new_roman_w_cs_times_new_roman_w_sz_w_val_24_w_szcs_w_val_24_w_lang_w_val_en_us_w_rpr_w_t_part_w_t_w_r_w_r_w_rsidr_00ba61e6_w_rsidrpr_00ba61e6_w_rpr_w_rfonts_w_ascii_times_new_roman_w_hansi_times_new_roman_w_cs_times_new_roman_w_sz_w_val_24_w_szcs_w_val_24_w_rpr_w_t_xml_space_preserve }}</w:t>
+        <w:t xml:space="preserve">{{ part }}</w:t>
       </w:r>
       <w:r>
         <w:rPr>
@@ -738,7 +735,7 @@
           <w:sz w:val="24"/>
           <w:szCs w:val="24"/>
         </w:rPr>
-        <w:t xml:space="preserve">{{ w_t_w_r_w_r_w_rsidr_00ba61e6_w_rpr_w_rfonts_w_ascii_times_new_roman_w_hansi_times_new_roman_w_cs_times_new_roman_w_sz_w_val_24_w_szcs_w_val_24_w_lang_w_val_en_us_w_rpr_w_t_children_w_t_w_r_w_r_w_rsidr_00ba61e6_w_rsidrpr_00ba61e6_w_rpr_w_rfonts_w_ascii_times_new_roman_w_hansi_times_new_roman_w_cs_times_new_roman_w_sz_w_val_24_w_szcs_w_val_24_w_rpr_w_t_w_t_w_r_w_r_w_rsidr_00ba61e6_w_rpr_w_rfonts_w_ascii_times_new_roman_w_hansi_times_new_roman_w_cs_times_new_roman_w_sz_w_val_24_w_szcs_w_val_24_w_lang_w_val_en_us_w_rpr_w_t_name_w_t_w_r_w_r_w_rsidr_00ba61e6_w_rsidrpr_00ba61e6_w_rpr_w_rfonts_w_ascii_times_new_roman_w_hansi_times_new_roman_w_cs_times_new_roman_w_sz_w_val_24_w_szcs_w_val_24_w_rpr_w_t_w_t_w_r_w_r_w_rsidr_000e6bd1_w_rpr_w_rfonts_w_ascii_times_new_roman_w_hansi_times_new_roman_w_cs_times_new_roman_w_sz_w_val_24_w_szcs_w_val_24_w_lang_w_val_en_us_w_rpr_w_t_text_w_t_w_r_w_r_w_rsidr_00ba61e6_w_rsidrpr_00ba61e6_w_rpr_w_rfonts_w_ascii_times_new_roman_w_hansi_times_new_roman_w_cs_times_new_roman_w_sz_w_val_24_w_szcs_w_val_24_w_rpr_w_t_xml_space_preserve }}</w:t>
+        <w:t xml:space="preserve">{{ children_name_text }}</w:t>
       </w:r>
       <w:r>
         <w:rPr>
@@ -766,7 +763,7 @@
           <w:szCs w:val="24"/>
           <w:lang w:val="en-US"/>
         </w:rPr>
-        <w:t xml:space="preserve">{{ w_t_w_r_w_prooferr_w_type_spellstart_w_r_w_rpr_w_rfonts_w_ascii_times_new_roman_w_hansi_times_new_roman_w_cs_times_new_roman_w_sz_w_val_24_w_szcs_w_val_24_w_lang_w_val_en_us_w_rpr_w_t_plaintiff_w_t_w_r_w_r_w_rsidr_000e6bd1_w_rpr_w_rfonts_w_ascii_times_new_roman_w_hansi_times_new_roman_w_cs_times_new_roman_w_sz_w_val_24_w_szcs_w_val_24_w_lang_w_val_en_us_w_rpr_w_t_text_w_t_w_r_w_prooferr_w_type_spellend_w_r_w_rpr_w_rfonts_w_ascii_times_new_roman_w_hansi_times_new_roman_w_cs_times_new_roman_w_sz_w_val_24_w_szcs_w_val_24_w_lang_w_val_en_us_w_rpr_w_t_xml_space_preserve }}</w:t>
+        <w:t xml:space="preserve">{{ plaintiff_text }}</w:t>
       </w:r>
       <w:r>
         <w:rPr>
@@ -786,7 +783,7 @@
           <w:szCs w:val="24"/>
           <w:lang w:val="en-US"/>
         </w:rPr>
-        <w:t>{{ w_t_w_r_w_r_w_rsidr_000e6bd1_w_rpr_w_rfonts_w_ascii_times_new_roman_w_hansi_times_new_roman_w_cs_times_new_roman_w_i_w_ics_w_sz_w_val_24_w_szcs_w_val_24_w_lang_w_val_en_us_w_rpr_w_t_xml_space_preserve_signature_w_t_w_r_w_r_w_rpr_w_rfonts_w_ascii_times_new_roman_w_hansi_times_new_roman_w_cs_times_new_roman_w_i_w_ics_w_sz_w_val_24_w_szcs_w_val_24_w_lang_w_val_en_us_w_rpr_w_t }}</w:t>
+        <w:t>{{ signature }}</w:t>
       </w:r>
       <w:r>
         <w:rPr>
